--- a/demo_cases/files/llm_fallback_privacy_export/llm_fallback_privacy_export.docx
+++ b/demo_cases/files/llm_fallback_privacy_export/llm_fallback_privacy_export.docx
@@ -17,12 +17,12 @@
     </w:p>
     <w:p>
       <w:r>
-        <w:t>委托人：上海星河科技股份有限公司，统一社会信用代码：91310000MA1K000001。</w:t>
+        <w:t>委托人：上海星河科技股份有限公司，统一社会信用代码：91310115MA1RXH0026。</w:t>
       </w:r>
     </w:p>
     <w:p>
       <w:r>
-        <w:t>法定代表人：张明远。地址：上海市浦东新区星港路88号12层。</w:t>
+        <w:t>法定代表人：沈牧舟。地址：上海市浦东新区星港路88号12层。</w:t>
       </w:r>
     </w:p>
     <w:p>
